--- a/lessons/5-7/downloads/reveal/teacher/5.7-exit-tickets.docx
+++ b/lessons/5-7/downloads/reveal/teacher/5.7-exit-tickets.docx
@@ -4,6 +4,7 @@
   <w:body>
     <w:p>
       <w:pPr>
+        <w:pStyle w:val="Heading1"/>
         <w:tabs>
           <w:tab w:val="left" w:pos="5200"/>
           <w:tab w:val="right" w:leader="underscore" w:pos="9504"/>
@@ -34,7 +35,7 @@
         <w:rPr>
           <w:rFonts w:ascii="Avenir Next" w:hAnsi="Avenir Next" w:cs="Avenir Next" w:eastAsia="Avenir Next"/>
           <w:color w:val="1A1A1A"/>
-          <w:sz w:val="18"/>
+          <w:sz w:val="22"/>
           <w:szCs w:val="18"/>
         </w:rPr>
         <w:t xml:space="preserve">Name</w:t>
@@ -119,7 +120,7 @@
                 <w:rFonts w:ascii="Avenir Next" w:hAnsi="Avenir Next" w:cs="Avenir Next" w:eastAsia="Avenir Next"/>
                 <w:b/>
                 <w:color w:val="1A1A1A"/>
-                <w:sz w:val="20"/>
+                <w:sz w:val="22"/>
                 <w:szCs w:val="20"/>
               </w:rPr>
               <w:t xml:space="preserve">1.</w:t>
@@ -137,7 +138,7 @@
               <w:rPr>
                 <w:rFonts w:ascii="Avenir Next" w:hAnsi="Avenir Next" w:cs="Avenir Next" w:eastAsia="Avenir Next"/>
                 <w:color w:val="1A1A1A"/>
-                <w:sz w:val="20"/>
+                <w:sz w:val="22"/>
                 <w:szCs w:val="20"/>
               </w:rPr>
               <w:t xml:space="preserve">Find each surface area.</w:t>
@@ -192,10 +193,28 @@
                       <w:rFonts w:ascii="Avenir Next" w:hAnsi="Avenir Next" w:cs="Avenir Next" w:eastAsia="Avenir Next"/>
                       <w:b/>
                       <w:color w:val="003A70"/>
+                      <w:sz w:val="22"/>
+                      <w:szCs w:val="20"/>
+                    </w:rPr>
+                    <w:t xml:space="preserve">a.</w:t>
+                  </w:r>
+                  <w:r>
+                    <w:rPr>
+                      <w:rFonts w:ascii="Avenir Next" w:hAnsi="Avenir Next" w:cs="Avenir Next" w:eastAsia="Avenir Next"/>
+                      <w:color w:val="1A1A1A"/>
                       <w:sz w:val="20"/>
                       <w:szCs w:val="20"/>
                     </w:rPr>
-                    <w:t xml:space="preserve">a.</w:t>
+                    <w:tab/>
+                  </w:r>
+                  <w:r>
+                    <w:rPr>
+                      <w:rFonts w:ascii="Avenir Next" w:hAnsi="Avenir Next" w:cs="Avenir Next" w:eastAsia="Avenir Next"/>
+                      <w:color w:val="1A1A1A"/>
+                      <w:sz w:val="22"/>
+                      <w:szCs w:val="20"/>
+                    </w:rPr>
+                    <w:t xml:space="preserve">cube, edges 3 ft</w:t>
                   </w:r>
                   <w:r>
                     <w:rPr>
@@ -204,7 +223,7 @@
                       <w:sz w:val="20"/>
                       <w:szCs w:val="20"/>
                     </w:rPr>
-                    <w:tab/>
+                    <w:t xml:space="preserve">  </w:t>
                   </w:r>
                   <w:r>
                     <w:rPr>
@@ -212,24 +231,6 @@
                       <w:color w:val="1A1A1A"/>
                       <w:sz w:val="20"/>
                       <w:szCs w:val="20"/>
-                    </w:rPr>
-                    <w:t xml:space="preserve">cube, edges 3 ft</w:t>
-                  </w:r>
-                  <w:r>
-                    <w:rPr>
-                      <w:rFonts w:ascii="Avenir Next" w:hAnsi="Avenir Next" w:cs="Avenir Next" w:eastAsia="Avenir Next"/>
-                      <w:color w:val="1A1A1A"/>
-                      <w:sz w:val="20"/>
-                      <w:szCs w:val="20"/>
-                    </w:rPr>
-                    <w:t xml:space="preserve">  </w:t>
-                  </w:r>
-                  <w:r>
-                    <w:rPr>
-                      <w:rFonts w:ascii="Avenir Next" w:hAnsi="Avenir Next" w:cs="Avenir Next" w:eastAsia="Avenir Next"/>
-                      <w:color w:val="1A1A1A"/>
-                      <w:sz w:val="20"/>
-                      <w:szCs w:val="20"/>
                       <w:u w:val="single"/>
                     </w:rPr>
                     <w:t xml:space="preserve">              </w:t>
@@ -238,7 +239,7 @@
                     <w:rPr>
                       <w:rFonts w:ascii="Avenir Next" w:hAnsi="Avenir Next" w:cs="Avenir Next" w:eastAsia="Avenir Next"/>
                       <w:color w:val="1A1A1A"/>
-                      <w:sz w:val="20"/>
+                      <w:sz w:val="22"/>
                       <w:szCs w:val="20"/>
                     </w:rPr>
                     <w:t xml:space="preserve"> ft²</w:t>
@@ -263,10 +264,28 @@
                       <w:rFonts w:ascii="Avenir Next" w:hAnsi="Avenir Next" w:cs="Avenir Next" w:eastAsia="Avenir Next"/>
                       <w:b/>
                       <w:color w:val="003A70"/>
+                      <w:sz w:val="22"/>
+                      <w:szCs w:val="20"/>
+                    </w:rPr>
+                    <w:t xml:space="preserve">b.</w:t>
+                  </w:r>
+                  <w:r>
+                    <w:rPr>
+                      <w:rFonts w:ascii="Avenir Next" w:hAnsi="Avenir Next" w:cs="Avenir Next" w:eastAsia="Avenir Next"/>
+                      <w:color w:val="1A1A1A"/>
                       <w:sz w:val="20"/>
                       <w:szCs w:val="20"/>
                     </w:rPr>
-                    <w:t xml:space="preserve">b.</w:t>
+                    <w:tab/>
+                  </w:r>
+                  <w:r>
+                    <w:rPr>
+                      <w:rFonts w:ascii="Avenir Next" w:hAnsi="Avenir Next" w:cs="Avenir Next" w:eastAsia="Avenir Next"/>
+                      <w:color w:val="1A1A1A"/>
+                      <w:sz w:val="22"/>
+                      <w:szCs w:val="20"/>
+                    </w:rPr>
+                    <w:t xml:space="preserve">prism 4 cm × 3 cm × 2 cm</w:t>
                   </w:r>
                   <w:r>
                     <w:rPr>
@@ -275,7 +294,7 @@
                       <w:sz w:val="20"/>
                       <w:szCs w:val="20"/>
                     </w:rPr>
-                    <w:tab/>
+                    <w:t xml:space="preserve">  </w:t>
                   </w:r>
                   <w:r>
                     <w:rPr>
@@ -283,24 +302,6 @@
                       <w:color w:val="1A1A1A"/>
                       <w:sz w:val="20"/>
                       <w:szCs w:val="20"/>
-                    </w:rPr>
-                    <w:t xml:space="preserve">prism 4 cm × 3 cm × 2 cm</w:t>
-                  </w:r>
-                  <w:r>
-                    <w:rPr>
-                      <w:rFonts w:ascii="Avenir Next" w:hAnsi="Avenir Next" w:cs="Avenir Next" w:eastAsia="Avenir Next"/>
-                      <w:color w:val="1A1A1A"/>
-                      <w:sz w:val="20"/>
-                      <w:szCs w:val="20"/>
-                    </w:rPr>
-                    <w:t xml:space="preserve">  </w:t>
-                  </w:r>
-                  <w:r>
-                    <w:rPr>
-                      <w:rFonts w:ascii="Avenir Next" w:hAnsi="Avenir Next" w:cs="Avenir Next" w:eastAsia="Avenir Next"/>
-                      <w:color w:val="1A1A1A"/>
-                      <w:sz w:val="20"/>
-                      <w:szCs w:val="20"/>
                       <w:u w:val="single"/>
                     </w:rPr>
                     <w:t xml:space="preserve">              </w:t>
@@ -309,7 +310,7 @@
                     <w:rPr>
                       <w:rFonts w:ascii="Avenir Next" w:hAnsi="Avenir Next" w:cs="Avenir Next" w:eastAsia="Avenir Next"/>
                       <w:color w:val="1A1A1A"/>
-                      <w:sz w:val="20"/>
+                      <w:sz w:val="22"/>
                       <w:szCs w:val="20"/>
                     </w:rPr>
                     <w:t xml:space="preserve"> cm²</w:t>
@@ -417,25 +418,25 @@
                       <w:rFonts w:ascii="Avenir Next" w:hAnsi="Avenir Next" w:cs="Avenir Next" w:eastAsia="Avenir Next"/>
                       <w:b/>
                       <w:color w:val="1A1A1A"/>
+                      <w:sz w:val="22"/>
+                      <w:szCs w:val="20"/>
+                    </w:rPr>
+                    <w:t xml:space="preserve">2.</w:t>
+                  </w:r>
+                  <w:r>
+                    <w:rPr>
+                      <w:rFonts w:ascii="Avenir Next" w:hAnsi="Avenir Next" w:cs="Avenir Next" w:eastAsia="Avenir Next"/>
+                      <w:color w:val="1A1A1A"/>
                       <w:sz w:val="20"/>
                       <w:szCs w:val="20"/>
                     </w:rPr>
-                    <w:t xml:space="preserve">2.</w:t>
-                  </w:r>
-                  <w:r>
-                    <w:rPr>
-                      <w:rFonts w:ascii="Avenir Next" w:hAnsi="Avenir Next" w:cs="Avenir Next" w:eastAsia="Avenir Next"/>
-                      <w:color w:val="1A1A1A"/>
-                      <w:sz w:val="20"/>
-                      <w:szCs w:val="20"/>
-                    </w:rPr>
                     <w:tab/>
                   </w:r>
                   <w:r>
                     <w:rPr>
                       <w:rFonts w:ascii="Avenir Next" w:hAnsi="Avenir Next" w:cs="Avenir Next" w:eastAsia="Avenir Next"/>
                       <w:color w:val="1A1A1A"/>
-                      <w:sz w:val="20"/>
+                      <w:sz w:val="22"/>
                       <w:szCs w:val="20"/>
                     </w:rPr>
                     <w:t xml:space="preserve">Find the surface area of the prism.</w:t>
@@ -512,25 +513,25 @@
                       <w:rFonts w:ascii="Avenir Next" w:hAnsi="Avenir Next" w:cs="Avenir Next" w:eastAsia="Avenir Next"/>
                       <w:b/>
                       <w:color w:val="1A1A1A"/>
+                      <w:sz w:val="22"/>
+                      <w:szCs w:val="18"/>
+                    </w:rPr>
+                    <w:t xml:space="preserve">Answer</w:t>
+                  </w:r>
+                  <w:r>
+                    <w:rPr>
+                      <w:rFonts w:ascii="Avenir Next" w:hAnsi="Avenir Next" w:cs="Avenir Next" w:eastAsia="Avenir Next"/>
+                      <w:color w:val="1A1A1A"/>
                       <w:sz w:val="18"/>
                       <w:szCs w:val="18"/>
                     </w:rPr>
-                    <w:t xml:space="preserve">Answer</w:t>
-                  </w:r>
-                  <w:r>
-                    <w:rPr>
-                      <w:rFonts w:ascii="Avenir Next" w:hAnsi="Avenir Next" w:cs="Avenir Next" w:eastAsia="Avenir Next"/>
-                      <w:color w:val="1A1A1A"/>
-                      <w:sz w:val="18"/>
-                      <w:szCs w:val="18"/>
-                    </w:rPr>
                     <w:tab/>
                   </w:r>
                   <w:r>
                     <w:rPr>
                       <w:rFonts w:ascii="Avenir Next" w:hAnsi="Avenir Next" w:cs="Avenir Next" w:eastAsia="Avenir Next"/>
                       <w:color w:val="1A1A1A"/>
-                      <w:sz w:val="18"/>
+                      <w:sz w:val="22"/>
                       <w:szCs w:val="18"/>
                     </w:rPr>
                     <w:t xml:space="preserve">  in²</w:t>
@@ -551,7 +552,7 @@
                     <w:drawing>
                       <wp:inline distT="0" distB="0" distL="0" distR="0">
                         <wp:extent cx="1097280" cy="495051"/>
-                        <wp:docPr id="1" name="Figure 1"/>
+                        <wp:docPr id="1" name="Figure 1" descr="Rectangular prism. Length 8 in, width 5 in, height 2 in."/>
                         <a:graphic xmlns:a="http://schemas.openxmlformats.org/drawingml/2006/main">
                           <a:graphicData uri="http://schemas.openxmlformats.org/drawingml/2006/picture">
                             <pic:pic xmlns:pic="http://schemas.openxmlformats.org/drawingml/2006/picture">
@@ -649,7 +650,7 @@
                 <w:rFonts w:ascii="Avenir Next" w:hAnsi="Avenir Next" w:cs="Avenir Next" w:eastAsia="Avenir Next"/>
                 <w:b/>
                 <w:color w:val="1A1A1A"/>
-                <w:sz w:val="20"/>
+                <w:sz w:val="22"/>
                 <w:szCs w:val="20"/>
               </w:rPr>
               <w:t xml:space="preserve">3.</w:t>
@@ -667,7 +668,7 @@
               <w:rPr>
                 <w:rFonts w:ascii="Avenir Next" w:hAnsi="Avenir Next" w:cs="Avenir Next" w:eastAsia="Avenir Next"/>
                 <w:color w:val="1A1A1A"/>
-                <w:sz w:val="20"/>
+                <w:sz w:val="22"/>
                 <w:szCs w:val="20"/>
               </w:rPr>
               <w:t xml:space="preserve">Which expression finds the surface area of a box l by w by h?</w:t>
@@ -723,25 +724,25 @@
                       <w:rFonts w:ascii="Avenir Next" w:hAnsi="Avenir Next" w:cs="Avenir Next" w:eastAsia="Avenir Next"/>
                       <w:b/>
                       <w:color w:val="003A70"/>
+                      <w:sz w:val="22"/>
+                      <w:szCs w:val="19"/>
+                    </w:rPr>
+                    <w:t xml:space="preserve">A</w:t>
+                  </w:r>
+                  <w:r>
+                    <w:rPr>
+                      <w:rFonts w:ascii="Avenir Next" w:hAnsi="Avenir Next" w:cs="Avenir Next" w:eastAsia="Avenir Next"/>
+                      <w:color w:val="1A1A1A"/>
                       <w:sz w:val="19"/>
                       <w:szCs w:val="19"/>
                     </w:rPr>
-                    <w:t xml:space="preserve">A</w:t>
-                  </w:r>
-                  <w:r>
-                    <w:rPr>
-                      <w:rFonts w:ascii="Avenir Next" w:hAnsi="Avenir Next" w:cs="Avenir Next" w:eastAsia="Avenir Next"/>
-                      <w:color w:val="1A1A1A"/>
-                      <w:sz w:val="19"/>
-                      <w:szCs w:val="19"/>
-                    </w:rPr>
                     <w:tab/>
                   </w:r>
                   <w:r>
                     <w:rPr>
                       <w:rFonts w:ascii="Avenir Next" w:hAnsi="Avenir Next" w:cs="Avenir Next" w:eastAsia="Avenir Next"/>
                       <w:color w:val="1A1A1A"/>
-                      <w:sz w:val="19"/>
+                      <w:sz w:val="22"/>
                       <w:szCs w:val="19"/>
                     </w:rPr>
                     <w:t xml:space="preserve">l × w × h</w:t>
@@ -766,25 +767,25 @@
                       <w:rFonts w:ascii="Avenir Next" w:hAnsi="Avenir Next" w:cs="Avenir Next" w:eastAsia="Avenir Next"/>
                       <w:b/>
                       <w:color w:val="003A70"/>
+                      <w:sz w:val="22"/>
+                      <w:szCs w:val="19"/>
+                    </w:rPr>
+                    <w:t xml:space="preserve">B</w:t>
+                  </w:r>
+                  <w:r>
+                    <w:rPr>
+                      <w:rFonts w:ascii="Avenir Next" w:hAnsi="Avenir Next" w:cs="Avenir Next" w:eastAsia="Avenir Next"/>
+                      <w:color w:val="1A1A1A"/>
                       <w:sz w:val="19"/>
                       <w:szCs w:val="19"/>
                     </w:rPr>
-                    <w:t xml:space="preserve">B</w:t>
-                  </w:r>
-                  <w:r>
-                    <w:rPr>
-                      <w:rFonts w:ascii="Avenir Next" w:hAnsi="Avenir Next" w:cs="Avenir Next" w:eastAsia="Avenir Next"/>
-                      <w:color w:val="1A1A1A"/>
-                      <w:sz w:val="19"/>
-                      <w:szCs w:val="19"/>
-                    </w:rPr>
                     <w:tab/>
                   </w:r>
                   <w:r>
                     <w:rPr>
                       <w:rFonts w:ascii="Avenir Next" w:hAnsi="Avenir Next" w:cs="Avenir Next" w:eastAsia="Avenir Next"/>
                       <w:color w:val="1A1A1A"/>
-                      <w:sz w:val="19"/>
+                      <w:sz w:val="22"/>
                       <w:szCs w:val="19"/>
                     </w:rPr>
                     <w:t xml:space="preserve">2lw + 2lh + 2wh</w:t>
@@ -809,25 +810,25 @@
                       <w:rFonts w:ascii="Avenir Next" w:hAnsi="Avenir Next" w:cs="Avenir Next" w:eastAsia="Avenir Next"/>
                       <w:b/>
                       <w:color w:val="003A70"/>
+                      <w:sz w:val="22"/>
+                      <w:szCs w:val="19"/>
+                    </w:rPr>
+                    <w:t xml:space="preserve">C</w:t>
+                  </w:r>
+                  <w:r>
+                    <w:rPr>
+                      <w:rFonts w:ascii="Avenir Next" w:hAnsi="Avenir Next" w:cs="Avenir Next" w:eastAsia="Avenir Next"/>
+                      <w:color w:val="1A1A1A"/>
                       <w:sz w:val="19"/>
                       <w:szCs w:val="19"/>
                     </w:rPr>
-                    <w:t xml:space="preserve">C</w:t>
-                  </w:r>
-                  <w:r>
-                    <w:rPr>
-                      <w:rFonts w:ascii="Avenir Next" w:hAnsi="Avenir Next" w:cs="Avenir Next" w:eastAsia="Avenir Next"/>
-                      <w:color w:val="1A1A1A"/>
-                      <w:sz w:val="19"/>
-                      <w:szCs w:val="19"/>
-                    </w:rPr>
                     <w:tab/>
                   </w:r>
                   <w:r>
                     <w:rPr>
                       <w:rFonts w:ascii="Avenir Next" w:hAnsi="Avenir Next" w:cs="Avenir Next" w:eastAsia="Avenir Next"/>
                       <w:color w:val="1A1A1A"/>
-                      <w:sz w:val="19"/>
+                      <w:sz w:val="22"/>
                       <w:szCs w:val="19"/>
                     </w:rPr>
                     <w:t xml:space="preserve">l + w + h</w:t>
@@ -852,25 +853,25 @@
                       <w:rFonts w:ascii="Avenir Next" w:hAnsi="Avenir Next" w:cs="Avenir Next" w:eastAsia="Avenir Next"/>
                       <w:b/>
                       <w:color w:val="003A70"/>
+                      <w:sz w:val="22"/>
+                      <w:szCs w:val="19"/>
+                    </w:rPr>
+                    <w:t xml:space="preserve">D</w:t>
+                  </w:r>
+                  <w:r>
+                    <w:rPr>
+                      <w:rFonts w:ascii="Avenir Next" w:hAnsi="Avenir Next" w:cs="Avenir Next" w:eastAsia="Avenir Next"/>
+                      <w:color w:val="1A1A1A"/>
                       <w:sz w:val="19"/>
                       <w:szCs w:val="19"/>
                     </w:rPr>
-                    <w:t xml:space="preserve">D</w:t>
-                  </w:r>
-                  <w:r>
-                    <w:rPr>
-                      <w:rFonts w:ascii="Avenir Next" w:hAnsi="Avenir Next" w:cs="Avenir Next" w:eastAsia="Avenir Next"/>
-                      <w:color w:val="1A1A1A"/>
-                      <w:sz w:val="19"/>
-                      <w:szCs w:val="19"/>
-                    </w:rPr>
                     <w:tab/>
                   </w:r>
                   <w:r>
                     <w:rPr>
                       <w:rFonts w:ascii="Avenir Next" w:hAnsi="Avenir Next" w:cs="Avenir Next" w:eastAsia="Avenir Next"/>
                       <w:color w:val="1A1A1A"/>
-                      <w:sz w:val="19"/>
+                      <w:sz w:val="22"/>
                       <w:szCs w:val="19"/>
                     </w:rPr>
                     <w:t xml:space="preserve">6 × l</w:t>
@@ -920,7 +921,7 @@
         <w:rPr>
           <w:rFonts w:ascii="Avenir Next" w:hAnsi="Avenir Next" w:cs="Avenir Next" w:eastAsia="Avenir Next"/>
           <w:color w:val="1A1A1A"/>
-          <w:sz w:val="17"/>
+          <w:sz w:val="22"/>
           <w:szCs w:val="17"/>
         </w:rPr>
         <w:t xml:space="preserve">  I got it</w:t>
@@ -938,7 +939,7 @@
         <w:rPr>
           <w:rFonts w:ascii="Avenir Next" w:hAnsi="Avenir Next" w:cs="Avenir Next" w:eastAsia="Avenir Next"/>
           <w:color w:val="1A1A1A"/>
-          <w:sz w:val="17"/>
+          <w:sz w:val="22"/>
           <w:szCs w:val="17"/>
         </w:rPr>
         <w:t xml:space="preserve">  Almost</w:t>
@@ -956,7 +957,7 @@
         <w:rPr>
           <w:rFonts w:ascii="Avenir Next" w:hAnsi="Avenir Next" w:cs="Avenir Next" w:eastAsia="Avenir Next"/>
           <w:color w:val="1A1A1A"/>
-          <w:sz w:val="17"/>
+          <w:sz w:val="22"/>
           <w:szCs w:val="17"/>
         </w:rPr>
         <w:t xml:space="preserve">  I need help</w:t>
@@ -1013,7 +1014,7 @@
         <w:rPr>
           <w:rFonts w:ascii="Avenir Next" w:hAnsi="Avenir Next" w:cs="Avenir Next" w:eastAsia="Avenir Next"/>
           <w:color w:val="1A1A1A"/>
-          <w:sz w:val="18"/>
+          <w:sz w:val="22"/>
           <w:szCs w:val="18"/>
         </w:rPr>
         <w:t xml:space="preserve">Name</w:t>
@@ -1098,7 +1099,7 @@
                 <w:rFonts w:ascii="Avenir Next" w:hAnsi="Avenir Next" w:cs="Avenir Next" w:eastAsia="Avenir Next"/>
                 <w:b/>
                 <w:color w:val="1A1A1A"/>
-                <w:sz w:val="20"/>
+                <w:sz w:val="22"/>
                 <w:szCs w:val="20"/>
               </w:rPr>
               <w:t xml:space="preserve">1.</w:t>
@@ -1116,7 +1117,7 @@
               <w:rPr>
                 <w:rFonts w:ascii="Avenir Next" w:hAnsi="Avenir Next" w:cs="Avenir Next" w:eastAsia="Avenir Next"/>
                 <w:color w:val="1A1A1A"/>
-                <w:sz w:val="20"/>
+                <w:sz w:val="22"/>
                 <w:szCs w:val="20"/>
               </w:rPr>
               <w:t xml:space="preserve">Find each surface area.</w:t>
@@ -1171,10 +1172,28 @@
                       <w:rFonts w:ascii="Avenir Next" w:hAnsi="Avenir Next" w:cs="Avenir Next" w:eastAsia="Avenir Next"/>
                       <w:b/>
                       <w:color w:val="003A70"/>
+                      <w:sz w:val="22"/>
+                      <w:szCs w:val="20"/>
+                    </w:rPr>
+                    <w:t xml:space="preserve">a.</w:t>
+                  </w:r>
+                  <w:r>
+                    <w:rPr>
+                      <w:rFonts w:ascii="Avenir Next" w:hAnsi="Avenir Next" w:cs="Avenir Next" w:eastAsia="Avenir Next"/>
+                      <w:color w:val="1A1A1A"/>
                       <w:sz w:val="20"/>
                       <w:szCs w:val="20"/>
                     </w:rPr>
-                    <w:t xml:space="preserve">a.</w:t>
+                    <w:tab/>
+                  </w:r>
+                  <w:r>
+                    <w:rPr>
+                      <w:rFonts w:ascii="Avenir Next" w:hAnsi="Avenir Next" w:cs="Avenir Next" w:eastAsia="Avenir Next"/>
+                      <w:color w:val="1A1A1A"/>
+                      <w:sz w:val="22"/>
+                      <w:szCs w:val="20"/>
+                    </w:rPr>
+                    <w:t xml:space="preserve">cube, edges 3 ft</w:t>
                   </w:r>
                   <w:r>
                     <w:rPr>
@@ -1183,7 +1202,7 @@
                       <w:sz w:val="20"/>
                       <w:szCs w:val="20"/>
                     </w:rPr>
-                    <w:tab/>
+                    <w:t xml:space="preserve">  </w:t>
                   </w:r>
                   <w:r>
                     <w:rPr>
@@ -1191,24 +1210,6 @@
                       <w:color w:val="1A1A1A"/>
                       <w:sz w:val="20"/>
                       <w:szCs w:val="20"/>
-                    </w:rPr>
-                    <w:t xml:space="preserve">cube, edges 3 ft</w:t>
-                  </w:r>
-                  <w:r>
-                    <w:rPr>
-                      <w:rFonts w:ascii="Avenir Next" w:hAnsi="Avenir Next" w:cs="Avenir Next" w:eastAsia="Avenir Next"/>
-                      <w:color w:val="1A1A1A"/>
-                      <w:sz w:val="20"/>
-                      <w:szCs w:val="20"/>
-                    </w:rPr>
-                    <w:t xml:space="preserve">  </w:t>
-                  </w:r>
-                  <w:r>
-                    <w:rPr>
-                      <w:rFonts w:ascii="Avenir Next" w:hAnsi="Avenir Next" w:cs="Avenir Next" w:eastAsia="Avenir Next"/>
-                      <w:color w:val="1A1A1A"/>
-                      <w:sz w:val="20"/>
-                      <w:szCs w:val="20"/>
                       <w:u w:val="single"/>
                     </w:rPr>
                     <w:t xml:space="preserve">              </w:t>
@@ -1217,7 +1218,7 @@
                     <w:rPr>
                       <w:rFonts w:ascii="Avenir Next" w:hAnsi="Avenir Next" w:cs="Avenir Next" w:eastAsia="Avenir Next"/>
                       <w:color w:val="1A1A1A"/>
-                      <w:sz w:val="20"/>
+                      <w:sz w:val="22"/>
                       <w:szCs w:val="20"/>
                     </w:rPr>
                     <w:t xml:space="preserve"> ft²</w:t>
@@ -1242,10 +1243,28 @@
                       <w:rFonts w:ascii="Avenir Next" w:hAnsi="Avenir Next" w:cs="Avenir Next" w:eastAsia="Avenir Next"/>
                       <w:b/>
                       <w:color w:val="003A70"/>
+                      <w:sz w:val="22"/>
+                      <w:szCs w:val="20"/>
+                    </w:rPr>
+                    <w:t xml:space="preserve">b.</w:t>
+                  </w:r>
+                  <w:r>
+                    <w:rPr>
+                      <w:rFonts w:ascii="Avenir Next" w:hAnsi="Avenir Next" w:cs="Avenir Next" w:eastAsia="Avenir Next"/>
+                      <w:color w:val="1A1A1A"/>
                       <w:sz w:val="20"/>
                       <w:szCs w:val="20"/>
                     </w:rPr>
-                    <w:t xml:space="preserve">b.</w:t>
+                    <w:tab/>
+                  </w:r>
+                  <w:r>
+                    <w:rPr>
+                      <w:rFonts w:ascii="Avenir Next" w:hAnsi="Avenir Next" w:cs="Avenir Next" w:eastAsia="Avenir Next"/>
+                      <w:color w:val="1A1A1A"/>
+                      <w:sz w:val="22"/>
+                      <w:szCs w:val="20"/>
+                    </w:rPr>
+                    <w:t xml:space="preserve">prism 4 cm × 3 cm × 2 cm</w:t>
                   </w:r>
                   <w:r>
                     <w:rPr>
@@ -1254,7 +1273,7 @@
                       <w:sz w:val="20"/>
                       <w:szCs w:val="20"/>
                     </w:rPr>
-                    <w:tab/>
+                    <w:t xml:space="preserve">  </w:t>
                   </w:r>
                   <w:r>
                     <w:rPr>
@@ -1262,24 +1281,6 @@
                       <w:color w:val="1A1A1A"/>
                       <w:sz w:val="20"/>
                       <w:szCs w:val="20"/>
-                    </w:rPr>
-                    <w:t xml:space="preserve">prism 4 cm × 3 cm × 2 cm</w:t>
-                  </w:r>
-                  <w:r>
-                    <w:rPr>
-                      <w:rFonts w:ascii="Avenir Next" w:hAnsi="Avenir Next" w:cs="Avenir Next" w:eastAsia="Avenir Next"/>
-                      <w:color w:val="1A1A1A"/>
-                      <w:sz w:val="20"/>
-                      <w:szCs w:val="20"/>
-                    </w:rPr>
-                    <w:t xml:space="preserve">  </w:t>
-                  </w:r>
-                  <w:r>
-                    <w:rPr>
-                      <w:rFonts w:ascii="Avenir Next" w:hAnsi="Avenir Next" w:cs="Avenir Next" w:eastAsia="Avenir Next"/>
-                      <w:color w:val="1A1A1A"/>
-                      <w:sz w:val="20"/>
-                      <w:szCs w:val="20"/>
                       <w:u w:val="single"/>
                     </w:rPr>
                     <w:t xml:space="preserve">              </w:t>
@@ -1288,7 +1289,7 @@
                     <w:rPr>
                       <w:rFonts w:ascii="Avenir Next" w:hAnsi="Avenir Next" w:cs="Avenir Next" w:eastAsia="Avenir Next"/>
                       <w:color w:val="1A1A1A"/>
-                      <w:sz w:val="20"/>
+                      <w:sz w:val="22"/>
                       <w:szCs w:val="20"/>
                     </w:rPr>
                     <w:t xml:space="preserve"> cm²</w:t>
@@ -1396,25 +1397,25 @@
                       <w:rFonts w:ascii="Avenir Next" w:hAnsi="Avenir Next" w:cs="Avenir Next" w:eastAsia="Avenir Next"/>
                       <w:b/>
                       <w:color w:val="1A1A1A"/>
+                      <w:sz w:val="22"/>
+                      <w:szCs w:val="20"/>
+                    </w:rPr>
+                    <w:t xml:space="preserve">2.</w:t>
+                  </w:r>
+                  <w:r>
+                    <w:rPr>
+                      <w:rFonts w:ascii="Avenir Next" w:hAnsi="Avenir Next" w:cs="Avenir Next" w:eastAsia="Avenir Next"/>
+                      <w:color w:val="1A1A1A"/>
                       <w:sz w:val="20"/>
                       <w:szCs w:val="20"/>
                     </w:rPr>
-                    <w:t xml:space="preserve">2.</w:t>
-                  </w:r>
-                  <w:r>
-                    <w:rPr>
-                      <w:rFonts w:ascii="Avenir Next" w:hAnsi="Avenir Next" w:cs="Avenir Next" w:eastAsia="Avenir Next"/>
-                      <w:color w:val="1A1A1A"/>
-                      <w:sz w:val="20"/>
-                      <w:szCs w:val="20"/>
-                    </w:rPr>
                     <w:tab/>
                   </w:r>
                   <w:r>
                     <w:rPr>
                       <w:rFonts w:ascii="Avenir Next" w:hAnsi="Avenir Next" w:cs="Avenir Next" w:eastAsia="Avenir Next"/>
                       <w:color w:val="1A1A1A"/>
-                      <w:sz w:val="20"/>
+                      <w:sz w:val="22"/>
                       <w:szCs w:val="20"/>
                     </w:rPr>
                     <w:t xml:space="preserve">Find the surface area of the prism.</w:t>
@@ -1491,25 +1492,25 @@
                       <w:rFonts w:ascii="Avenir Next" w:hAnsi="Avenir Next" w:cs="Avenir Next" w:eastAsia="Avenir Next"/>
                       <w:b/>
                       <w:color w:val="1A1A1A"/>
+                      <w:sz w:val="22"/>
+                      <w:szCs w:val="18"/>
+                    </w:rPr>
+                    <w:t xml:space="preserve">Answer</w:t>
+                  </w:r>
+                  <w:r>
+                    <w:rPr>
+                      <w:rFonts w:ascii="Avenir Next" w:hAnsi="Avenir Next" w:cs="Avenir Next" w:eastAsia="Avenir Next"/>
+                      <w:color w:val="1A1A1A"/>
                       <w:sz w:val="18"/>
                       <w:szCs w:val="18"/>
                     </w:rPr>
-                    <w:t xml:space="preserve">Answer</w:t>
-                  </w:r>
-                  <w:r>
-                    <w:rPr>
-                      <w:rFonts w:ascii="Avenir Next" w:hAnsi="Avenir Next" w:cs="Avenir Next" w:eastAsia="Avenir Next"/>
-                      <w:color w:val="1A1A1A"/>
-                      <w:sz w:val="18"/>
-                      <w:szCs w:val="18"/>
-                    </w:rPr>
                     <w:tab/>
                   </w:r>
                   <w:r>
                     <w:rPr>
                       <w:rFonts w:ascii="Avenir Next" w:hAnsi="Avenir Next" w:cs="Avenir Next" w:eastAsia="Avenir Next"/>
                       <w:color w:val="1A1A1A"/>
-                      <w:sz w:val="18"/>
+                      <w:sz w:val="22"/>
                       <w:szCs w:val="18"/>
                     </w:rPr>
                     <w:t xml:space="preserve">  in²</w:t>
@@ -1530,7 +1531,7 @@
                     <w:drawing>
                       <wp:inline distT="0" distB="0" distL="0" distR="0">
                         <wp:extent cx="1097280" cy="495051"/>
-                        <wp:docPr id="2" name="Figure 2"/>
+                        <wp:docPr id="2" name="Figure 2" descr="Rectangular prism. Length 8 in, width 5 in, height 2 in."/>
                         <a:graphic xmlns:a="http://schemas.openxmlformats.org/drawingml/2006/main">
                           <a:graphicData uri="http://schemas.openxmlformats.org/drawingml/2006/picture">
                             <pic:pic xmlns:pic="http://schemas.openxmlformats.org/drawingml/2006/picture">
@@ -1628,7 +1629,7 @@
                 <w:rFonts w:ascii="Avenir Next" w:hAnsi="Avenir Next" w:cs="Avenir Next" w:eastAsia="Avenir Next"/>
                 <w:b/>
                 <w:color w:val="1A1A1A"/>
-                <w:sz w:val="20"/>
+                <w:sz w:val="22"/>
                 <w:szCs w:val="20"/>
               </w:rPr>
               <w:t xml:space="preserve">3.</w:t>
@@ -1646,7 +1647,7 @@
               <w:rPr>
                 <w:rFonts w:ascii="Avenir Next" w:hAnsi="Avenir Next" w:cs="Avenir Next" w:eastAsia="Avenir Next"/>
                 <w:color w:val="1A1A1A"/>
-                <w:sz w:val="20"/>
+                <w:sz w:val="22"/>
                 <w:szCs w:val="20"/>
               </w:rPr>
               <w:t xml:space="preserve">Which expression finds the surface area of a box l by w by h?</w:t>
@@ -1702,25 +1703,25 @@
                       <w:rFonts w:ascii="Avenir Next" w:hAnsi="Avenir Next" w:cs="Avenir Next" w:eastAsia="Avenir Next"/>
                       <w:b/>
                       <w:color w:val="003A70"/>
+                      <w:sz w:val="22"/>
+                      <w:szCs w:val="19"/>
+                    </w:rPr>
+                    <w:t xml:space="preserve">A</w:t>
+                  </w:r>
+                  <w:r>
+                    <w:rPr>
+                      <w:rFonts w:ascii="Avenir Next" w:hAnsi="Avenir Next" w:cs="Avenir Next" w:eastAsia="Avenir Next"/>
+                      <w:color w:val="1A1A1A"/>
                       <w:sz w:val="19"/>
                       <w:szCs w:val="19"/>
                     </w:rPr>
-                    <w:t xml:space="preserve">A</w:t>
-                  </w:r>
-                  <w:r>
-                    <w:rPr>
-                      <w:rFonts w:ascii="Avenir Next" w:hAnsi="Avenir Next" w:cs="Avenir Next" w:eastAsia="Avenir Next"/>
-                      <w:color w:val="1A1A1A"/>
-                      <w:sz w:val="19"/>
-                      <w:szCs w:val="19"/>
-                    </w:rPr>
                     <w:tab/>
                   </w:r>
                   <w:r>
                     <w:rPr>
                       <w:rFonts w:ascii="Avenir Next" w:hAnsi="Avenir Next" w:cs="Avenir Next" w:eastAsia="Avenir Next"/>
                       <w:color w:val="1A1A1A"/>
-                      <w:sz w:val="19"/>
+                      <w:sz w:val="22"/>
                       <w:szCs w:val="19"/>
                     </w:rPr>
                     <w:t xml:space="preserve">l × w × h</w:t>
@@ -1745,25 +1746,25 @@
                       <w:rFonts w:ascii="Avenir Next" w:hAnsi="Avenir Next" w:cs="Avenir Next" w:eastAsia="Avenir Next"/>
                       <w:b/>
                       <w:color w:val="003A70"/>
+                      <w:sz w:val="22"/>
+                      <w:szCs w:val="19"/>
+                    </w:rPr>
+                    <w:t xml:space="preserve">B</w:t>
+                  </w:r>
+                  <w:r>
+                    <w:rPr>
+                      <w:rFonts w:ascii="Avenir Next" w:hAnsi="Avenir Next" w:cs="Avenir Next" w:eastAsia="Avenir Next"/>
+                      <w:color w:val="1A1A1A"/>
                       <w:sz w:val="19"/>
                       <w:szCs w:val="19"/>
                     </w:rPr>
-                    <w:t xml:space="preserve">B</w:t>
-                  </w:r>
-                  <w:r>
-                    <w:rPr>
-                      <w:rFonts w:ascii="Avenir Next" w:hAnsi="Avenir Next" w:cs="Avenir Next" w:eastAsia="Avenir Next"/>
-                      <w:color w:val="1A1A1A"/>
-                      <w:sz w:val="19"/>
-                      <w:szCs w:val="19"/>
-                    </w:rPr>
                     <w:tab/>
                   </w:r>
                   <w:r>
                     <w:rPr>
                       <w:rFonts w:ascii="Avenir Next" w:hAnsi="Avenir Next" w:cs="Avenir Next" w:eastAsia="Avenir Next"/>
                       <w:color w:val="1A1A1A"/>
-                      <w:sz w:val="19"/>
+                      <w:sz w:val="22"/>
                       <w:szCs w:val="19"/>
                     </w:rPr>
                     <w:t xml:space="preserve">2lw + 2lh + 2wh</w:t>
@@ -1788,25 +1789,25 @@
                       <w:rFonts w:ascii="Avenir Next" w:hAnsi="Avenir Next" w:cs="Avenir Next" w:eastAsia="Avenir Next"/>
                       <w:b/>
                       <w:color w:val="003A70"/>
+                      <w:sz w:val="22"/>
+                      <w:szCs w:val="19"/>
+                    </w:rPr>
+                    <w:t xml:space="preserve">C</w:t>
+                  </w:r>
+                  <w:r>
+                    <w:rPr>
+                      <w:rFonts w:ascii="Avenir Next" w:hAnsi="Avenir Next" w:cs="Avenir Next" w:eastAsia="Avenir Next"/>
+                      <w:color w:val="1A1A1A"/>
                       <w:sz w:val="19"/>
                       <w:szCs w:val="19"/>
                     </w:rPr>
-                    <w:t xml:space="preserve">C</w:t>
-                  </w:r>
-                  <w:r>
-                    <w:rPr>
-                      <w:rFonts w:ascii="Avenir Next" w:hAnsi="Avenir Next" w:cs="Avenir Next" w:eastAsia="Avenir Next"/>
-                      <w:color w:val="1A1A1A"/>
-                      <w:sz w:val="19"/>
-                      <w:szCs w:val="19"/>
-                    </w:rPr>
                     <w:tab/>
                   </w:r>
                   <w:r>
                     <w:rPr>
                       <w:rFonts w:ascii="Avenir Next" w:hAnsi="Avenir Next" w:cs="Avenir Next" w:eastAsia="Avenir Next"/>
                       <w:color w:val="1A1A1A"/>
-                      <w:sz w:val="19"/>
+                      <w:sz w:val="22"/>
                       <w:szCs w:val="19"/>
                     </w:rPr>
                     <w:t xml:space="preserve">l + w + h</w:t>
@@ -1831,25 +1832,25 @@
                       <w:rFonts w:ascii="Avenir Next" w:hAnsi="Avenir Next" w:cs="Avenir Next" w:eastAsia="Avenir Next"/>
                       <w:b/>
                       <w:color w:val="003A70"/>
+                      <w:sz w:val="22"/>
+                      <w:szCs w:val="19"/>
+                    </w:rPr>
+                    <w:t xml:space="preserve">D</w:t>
+                  </w:r>
+                  <w:r>
+                    <w:rPr>
+                      <w:rFonts w:ascii="Avenir Next" w:hAnsi="Avenir Next" w:cs="Avenir Next" w:eastAsia="Avenir Next"/>
+                      <w:color w:val="1A1A1A"/>
                       <w:sz w:val="19"/>
                       <w:szCs w:val="19"/>
                     </w:rPr>
-                    <w:t xml:space="preserve">D</w:t>
-                  </w:r>
-                  <w:r>
-                    <w:rPr>
-                      <w:rFonts w:ascii="Avenir Next" w:hAnsi="Avenir Next" w:cs="Avenir Next" w:eastAsia="Avenir Next"/>
-                      <w:color w:val="1A1A1A"/>
-                      <w:sz w:val="19"/>
-                      <w:szCs w:val="19"/>
-                    </w:rPr>
                     <w:tab/>
                   </w:r>
                   <w:r>
                     <w:rPr>
                       <w:rFonts w:ascii="Avenir Next" w:hAnsi="Avenir Next" w:cs="Avenir Next" w:eastAsia="Avenir Next"/>
                       <w:color w:val="1A1A1A"/>
-                      <w:sz w:val="19"/>
+                      <w:sz w:val="22"/>
                       <w:szCs w:val="19"/>
                     </w:rPr>
                     <w:t xml:space="preserve">6 × l</w:t>
@@ -1899,7 +1900,7 @@
         <w:rPr>
           <w:rFonts w:ascii="Avenir Next" w:hAnsi="Avenir Next" w:cs="Avenir Next" w:eastAsia="Avenir Next"/>
           <w:color w:val="1A1A1A"/>
-          <w:sz w:val="17"/>
+          <w:sz w:val="22"/>
           <w:szCs w:val="17"/>
         </w:rPr>
         <w:t xml:space="preserve">  I got it</w:t>
@@ -1917,7 +1918,7 @@
         <w:rPr>
           <w:rFonts w:ascii="Avenir Next" w:hAnsi="Avenir Next" w:cs="Avenir Next" w:eastAsia="Avenir Next"/>
           <w:color w:val="1A1A1A"/>
-          <w:sz w:val="17"/>
+          <w:sz w:val="22"/>
           <w:szCs w:val="17"/>
         </w:rPr>
         <w:t xml:space="preserve">  Almost</w:t>
@@ -1935,7 +1936,7 @@
         <w:rPr>
           <w:rFonts w:ascii="Avenir Next" w:hAnsi="Avenir Next" w:cs="Avenir Next" w:eastAsia="Avenir Next"/>
           <w:color w:val="1A1A1A"/>
-          <w:sz w:val="17"/>
+          <w:sz w:val="22"/>
           <w:szCs w:val="17"/>
         </w:rPr>
         <w:t xml:space="preserve">  I need help</w:t>
@@ -1974,7 +1975,7 @@
         <w:rPr>
           <w:rFonts w:ascii="Avenir Next" w:hAnsi="Avenir Next" w:cs="Avenir Next" w:eastAsia="Avenir Next"/>
           <w:color w:val="1A1A1A"/>
-          <w:sz w:val="18"/>
+          <w:sz w:val="22"/>
           <w:szCs w:val="18"/>
         </w:rPr>
         <w:t xml:space="preserve">Name</w:t>
@@ -2059,7 +2060,7 @@
                 <w:rFonts w:ascii="Avenir Next" w:hAnsi="Avenir Next" w:cs="Avenir Next" w:eastAsia="Avenir Next"/>
                 <w:b/>
                 <w:color w:val="1A1A1A"/>
-                <w:sz w:val="20"/>
+                <w:sz w:val="22"/>
                 <w:szCs w:val="20"/>
               </w:rPr>
               <w:t xml:space="preserve">1.</w:t>
@@ -2077,7 +2078,7 @@
               <w:rPr>
                 <w:rFonts w:ascii="Avenir Next" w:hAnsi="Avenir Next" w:cs="Avenir Next" w:eastAsia="Avenir Next"/>
                 <w:color w:val="1A1A1A"/>
-                <w:sz w:val="20"/>
+                <w:sz w:val="22"/>
                 <w:szCs w:val="20"/>
               </w:rPr>
               <w:t xml:space="preserve">Find each area.</w:t>
@@ -2132,10 +2133,28 @@
                       <w:rFonts w:ascii="Avenir Next" w:hAnsi="Avenir Next" w:cs="Avenir Next" w:eastAsia="Avenir Next"/>
                       <w:b/>
                       <w:color w:val="003A70"/>
+                      <w:sz w:val="22"/>
+                      <w:szCs w:val="20"/>
+                    </w:rPr>
+                    <w:t xml:space="preserve">a.</w:t>
+                  </w:r>
+                  <w:r>
+                    <w:rPr>
+                      <w:rFonts w:ascii="Avenir Next" w:hAnsi="Avenir Next" w:cs="Avenir Next" w:eastAsia="Avenir Next"/>
+                      <w:color w:val="1A1A1A"/>
                       <w:sz w:val="20"/>
                       <w:szCs w:val="20"/>
                     </w:rPr>
-                    <w:t xml:space="preserve">a.</w:t>
+                    <w:tab/>
+                  </w:r>
+                  <w:r>
+                    <w:rPr>
+                      <w:rFonts w:ascii="Avenir Next" w:hAnsi="Avenir Next" w:cs="Avenir Next" w:eastAsia="Avenir Next"/>
+                      <w:color w:val="1A1A1A"/>
+                      <w:sz w:val="22"/>
+                      <w:szCs w:val="20"/>
+                    </w:rPr>
+                    <w:t xml:space="preserve">2 triangle ends, base 4 m, height 3 m</w:t>
                   </w:r>
                   <w:r>
                     <w:rPr>
@@ -2144,7 +2163,7 @@
                       <w:sz w:val="20"/>
                       <w:szCs w:val="20"/>
                     </w:rPr>
-                    <w:tab/>
+                    <w:t xml:space="preserve">  </w:t>
                   </w:r>
                   <w:r>
                     <w:rPr>
@@ -2152,24 +2171,6 @@
                       <w:color w:val="1A1A1A"/>
                       <w:sz w:val="20"/>
                       <w:szCs w:val="20"/>
-                    </w:rPr>
-                    <w:t xml:space="preserve">2 triangle ends, base 4 m, height 3 m</w:t>
-                  </w:r>
-                  <w:r>
-                    <w:rPr>
-                      <w:rFonts w:ascii="Avenir Next" w:hAnsi="Avenir Next" w:cs="Avenir Next" w:eastAsia="Avenir Next"/>
-                      <w:color w:val="1A1A1A"/>
-                      <w:sz w:val="20"/>
-                      <w:szCs w:val="20"/>
-                    </w:rPr>
-                    <w:t xml:space="preserve">  </w:t>
-                  </w:r>
-                  <w:r>
-                    <w:rPr>
-                      <w:rFonts w:ascii="Avenir Next" w:hAnsi="Avenir Next" w:cs="Avenir Next" w:eastAsia="Avenir Next"/>
-                      <w:color w:val="1A1A1A"/>
-                      <w:sz w:val="20"/>
-                      <w:szCs w:val="20"/>
                       <w:u w:val="single"/>
                     </w:rPr>
                     <w:t xml:space="preserve">              </w:t>
@@ -2178,7 +2179,7 @@
                     <w:rPr>
                       <w:rFonts w:ascii="Avenir Next" w:hAnsi="Avenir Next" w:cs="Avenir Next" w:eastAsia="Avenir Next"/>
                       <w:color w:val="1A1A1A"/>
-                      <w:sz w:val="20"/>
+                      <w:sz w:val="22"/>
                       <w:szCs w:val="20"/>
                     </w:rPr>
                     <w:t xml:space="preserve"> m²</w:t>
@@ -2203,10 +2204,28 @@
                       <w:rFonts w:ascii="Avenir Next" w:hAnsi="Avenir Next" w:cs="Avenir Next" w:eastAsia="Avenir Next"/>
                       <w:b/>
                       <w:color w:val="003A70"/>
+                      <w:sz w:val="22"/>
+                      <w:szCs w:val="20"/>
+                    </w:rPr>
+                    <w:t xml:space="preserve">b.</w:t>
+                  </w:r>
+                  <w:r>
+                    <w:rPr>
+                      <w:rFonts w:ascii="Avenir Next" w:hAnsi="Avenir Next" w:cs="Avenir Next" w:eastAsia="Avenir Next"/>
+                      <w:color w:val="1A1A1A"/>
                       <w:sz w:val="20"/>
                       <w:szCs w:val="20"/>
                     </w:rPr>
-                    <w:t xml:space="preserve">b.</w:t>
+                    <w:tab/>
+                  </w:r>
+                  <w:r>
+                    <w:rPr>
+                      <w:rFonts w:ascii="Avenir Next" w:hAnsi="Avenir Next" w:cs="Avenir Next" w:eastAsia="Avenir Next"/>
+                      <w:color w:val="1A1A1A"/>
+                      <w:sz w:val="22"/>
+                      <w:szCs w:val="20"/>
+                    </w:rPr>
+                    <w:t xml:space="preserve">3 rectangles: sides 3, 4, 5 m × length 2 m</w:t>
                   </w:r>
                   <w:r>
                     <w:rPr>
@@ -2215,7 +2234,7 @@
                       <w:sz w:val="20"/>
                       <w:szCs w:val="20"/>
                     </w:rPr>
-                    <w:tab/>
+                    <w:t xml:space="preserve">  </w:t>
                   </w:r>
                   <w:r>
                     <w:rPr>
@@ -2223,24 +2242,6 @@
                       <w:color w:val="1A1A1A"/>
                       <w:sz w:val="20"/>
                       <w:szCs w:val="20"/>
-                    </w:rPr>
-                    <w:t xml:space="preserve">3 rectangles: sides 3, 4, 5 m × length 2 m</w:t>
-                  </w:r>
-                  <w:r>
-                    <w:rPr>
-                      <w:rFonts w:ascii="Avenir Next" w:hAnsi="Avenir Next" w:cs="Avenir Next" w:eastAsia="Avenir Next"/>
-                      <w:color w:val="1A1A1A"/>
-                      <w:sz w:val="20"/>
-                      <w:szCs w:val="20"/>
-                    </w:rPr>
-                    <w:t xml:space="preserve">  </w:t>
-                  </w:r>
-                  <w:r>
-                    <w:rPr>
-                      <w:rFonts w:ascii="Avenir Next" w:hAnsi="Avenir Next" w:cs="Avenir Next" w:eastAsia="Avenir Next"/>
-                      <w:color w:val="1A1A1A"/>
-                      <w:sz w:val="20"/>
-                      <w:szCs w:val="20"/>
                       <w:u w:val="single"/>
                     </w:rPr>
                     <w:t xml:space="preserve">              </w:t>
@@ -2249,7 +2250,7 @@
                     <w:rPr>
                       <w:rFonts w:ascii="Avenir Next" w:hAnsi="Avenir Next" w:cs="Avenir Next" w:eastAsia="Avenir Next"/>
                       <w:color w:val="1A1A1A"/>
-                      <w:sz w:val="20"/>
+                      <w:sz w:val="22"/>
                       <w:szCs w:val="20"/>
                     </w:rPr>
                     <w:t xml:space="preserve"> m²</w:t>
@@ -2357,25 +2358,25 @@
                       <w:rFonts w:ascii="Avenir Next" w:hAnsi="Avenir Next" w:cs="Avenir Next" w:eastAsia="Avenir Next"/>
                       <w:b/>
                       <w:color w:val="1A1A1A"/>
+                      <w:sz w:val="22"/>
+                      <w:szCs w:val="20"/>
+                    </w:rPr>
+                    <w:t xml:space="preserve">2.</w:t>
+                  </w:r>
+                  <w:r>
+                    <w:rPr>
+                      <w:rFonts w:ascii="Avenir Next" w:hAnsi="Avenir Next" w:cs="Avenir Next" w:eastAsia="Avenir Next"/>
+                      <w:color w:val="1A1A1A"/>
                       <w:sz w:val="20"/>
                       <w:szCs w:val="20"/>
                     </w:rPr>
-                    <w:t xml:space="preserve">2.</w:t>
-                  </w:r>
-                  <w:r>
-                    <w:rPr>
-                      <w:rFonts w:ascii="Avenir Next" w:hAnsi="Avenir Next" w:cs="Avenir Next" w:eastAsia="Avenir Next"/>
-                      <w:color w:val="1A1A1A"/>
-                      <w:sz w:val="20"/>
-                      <w:szCs w:val="20"/>
-                    </w:rPr>
                     <w:tab/>
                   </w:r>
                   <w:r>
                     <w:rPr>
                       <w:rFonts w:ascii="Avenir Next" w:hAnsi="Avenir Next" w:cs="Avenir Next" w:eastAsia="Avenir Next"/>
                       <w:color w:val="1A1A1A"/>
-                      <w:sz w:val="20"/>
+                      <w:sz w:val="22"/>
                       <w:szCs w:val="20"/>
                     </w:rPr>
                     <w:t xml:space="preserve">Find the surface area of the triangular prism.</w:t>
@@ -2452,25 +2453,25 @@
                       <w:rFonts w:ascii="Avenir Next" w:hAnsi="Avenir Next" w:cs="Avenir Next" w:eastAsia="Avenir Next"/>
                       <w:b/>
                       <w:color w:val="1A1A1A"/>
+                      <w:sz w:val="22"/>
+                      <w:szCs w:val="18"/>
+                    </w:rPr>
+                    <w:t xml:space="preserve">Answer</w:t>
+                  </w:r>
+                  <w:r>
+                    <w:rPr>
+                      <w:rFonts w:ascii="Avenir Next" w:hAnsi="Avenir Next" w:cs="Avenir Next" w:eastAsia="Avenir Next"/>
+                      <w:color w:val="1A1A1A"/>
                       <w:sz w:val="18"/>
                       <w:szCs w:val="18"/>
                     </w:rPr>
-                    <w:t xml:space="preserve">Answer</w:t>
-                  </w:r>
-                  <w:r>
-                    <w:rPr>
-                      <w:rFonts w:ascii="Avenir Next" w:hAnsi="Avenir Next" w:cs="Avenir Next" w:eastAsia="Avenir Next"/>
-                      <w:color w:val="1A1A1A"/>
-                      <w:sz w:val="18"/>
-                      <w:szCs w:val="18"/>
-                    </w:rPr>
                     <w:tab/>
                   </w:r>
                   <w:r>
                     <w:rPr>
                       <w:rFonts w:ascii="Avenir Next" w:hAnsi="Avenir Next" w:cs="Avenir Next" w:eastAsia="Avenir Next"/>
                       <w:color w:val="1A1A1A"/>
-                      <w:sz w:val="18"/>
+                      <w:sz w:val="22"/>
                       <w:szCs w:val="18"/>
                     </w:rPr>
                     <w:t xml:space="preserve">  in²</w:t>
@@ -2491,7 +2492,7 @@
                     <w:drawing>
                       <wp:inline distT="0" distB="0" distL="0" distR="0">
                         <wp:extent cx="1188720" cy="737006"/>
-                        <wp:docPr id="3" name="Figure 3"/>
+                        <wp:docPr id="3" name="Figure 3" descr="Triangular prism. Triangle base 10 in, perpendicular triangle height 12 in, prism length 5 in. Slanted edge: 13 in."/>
                         <a:graphic xmlns:a="http://schemas.openxmlformats.org/drawingml/2006/main">
                           <a:graphicData uri="http://schemas.openxmlformats.org/drawingml/2006/picture">
                             <pic:pic xmlns:pic="http://schemas.openxmlformats.org/drawingml/2006/picture">
@@ -2589,7 +2590,7 @@
                 <w:rFonts w:ascii="Avenir Next" w:hAnsi="Avenir Next" w:cs="Avenir Next" w:eastAsia="Avenir Next"/>
                 <w:b/>
                 <w:color w:val="1A1A1A"/>
-                <w:sz w:val="20"/>
+                <w:sz w:val="22"/>
                 <w:szCs w:val="20"/>
               </w:rPr>
               <w:t xml:space="preserve">3.</w:t>
@@ -2607,10 +2608,10 @@
               <w:rPr>
                 <w:rFonts w:ascii="Avenir Next" w:hAnsi="Avenir Next" w:cs="Avenir Next" w:eastAsia="Avenir Next"/>
                 <w:color w:val="1A1A1A"/>
-                <w:sz w:val="20"/>
+                <w:sz w:val="22"/>
                 <w:szCs w:val="20"/>
               </w:rPr>
-              <w:t xml:space="preserve">Which measure is NOT a side of any rectangle in a triangular prism’s net?</w:t>
+              <w:t xml:space="preserve">A prism has isosceles triangle ends: base 8 cm, height 3 cm, slanted sides 5 cm; prism length 6 cm. Which measure is not a rectangle-edge label in its net?</w:t>
             </w:r>
           </w:p>
           <w:tbl>
@@ -2661,25 +2662,25 @@
                       <w:rFonts w:ascii="Avenir Next" w:hAnsi="Avenir Next" w:cs="Avenir Next" w:eastAsia="Avenir Next"/>
                       <w:b/>
                       <w:color w:val="003A70"/>
+                      <w:sz w:val="22"/>
+                      <w:szCs w:val="19"/>
+                    </w:rPr>
+                    <w:t xml:space="preserve">A</w:t>
+                  </w:r>
+                  <w:r>
+                    <w:rPr>
+                      <w:rFonts w:ascii="Avenir Next" w:hAnsi="Avenir Next" w:cs="Avenir Next" w:eastAsia="Avenir Next"/>
+                      <w:color w:val="1A1A1A"/>
                       <w:sz w:val="19"/>
                       <w:szCs w:val="19"/>
                     </w:rPr>
-                    <w:t xml:space="preserve">A</w:t>
-                  </w:r>
-                  <w:r>
-                    <w:rPr>
-                      <w:rFonts w:ascii="Avenir Next" w:hAnsi="Avenir Next" w:cs="Avenir Next" w:eastAsia="Avenir Next"/>
-                      <w:color w:val="1A1A1A"/>
-                      <w:sz w:val="19"/>
-                      <w:szCs w:val="19"/>
-                    </w:rPr>
                     <w:tab/>
                   </w:r>
                   <w:r>
                     <w:rPr>
                       <w:rFonts w:ascii="Avenir Next" w:hAnsi="Avenir Next" w:cs="Avenir Next" w:eastAsia="Avenir Next"/>
                       <w:color w:val="1A1A1A"/>
-                      <w:sz w:val="19"/>
+                      <w:sz w:val="22"/>
                       <w:szCs w:val="19"/>
                     </w:rPr>
                     <w:t xml:space="preserve">the prism’s length</w:t>
@@ -2704,25 +2705,25 @@
                       <w:rFonts w:ascii="Avenir Next" w:hAnsi="Avenir Next" w:cs="Avenir Next" w:eastAsia="Avenir Next"/>
                       <w:b/>
                       <w:color w:val="003A70"/>
+                      <w:sz w:val="22"/>
+                      <w:szCs w:val="19"/>
+                    </w:rPr>
+                    <w:t xml:space="preserve">B</w:t>
+                  </w:r>
+                  <w:r>
+                    <w:rPr>
+                      <w:rFonts w:ascii="Avenir Next" w:hAnsi="Avenir Next" w:cs="Avenir Next" w:eastAsia="Avenir Next"/>
+                      <w:color w:val="1A1A1A"/>
                       <w:sz w:val="19"/>
                       <w:szCs w:val="19"/>
                     </w:rPr>
-                    <w:t xml:space="preserve">B</w:t>
-                  </w:r>
-                  <w:r>
-                    <w:rPr>
-                      <w:rFonts w:ascii="Avenir Next" w:hAnsi="Avenir Next" w:cs="Avenir Next" w:eastAsia="Avenir Next"/>
-                      <w:color w:val="1A1A1A"/>
-                      <w:sz w:val="19"/>
-                      <w:szCs w:val="19"/>
-                    </w:rPr>
                     <w:tab/>
                   </w:r>
                   <w:r>
                     <w:rPr>
                       <w:rFonts w:ascii="Avenir Next" w:hAnsi="Avenir Next" w:cs="Avenir Next" w:eastAsia="Avenir Next"/>
                       <w:color w:val="1A1A1A"/>
-                      <w:sz w:val="19"/>
+                      <w:sz w:val="22"/>
                       <w:szCs w:val="19"/>
                     </w:rPr>
                     <w:t xml:space="preserve">the triangle’s base</w:t>
@@ -2752,25 +2753,25 @@
                       <w:rFonts w:ascii="Avenir Next" w:hAnsi="Avenir Next" w:cs="Avenir Next" w:eastAsia="Avenir Next"/>
                       <w:b/>
                       <w:color w:val="003A70"/>
+                      <w:sz w:val="22"/>
+                      <w:szCs w:val="19"/>
+                    </w:rPr>
+                    <w:t xml:space="preserve">C</w:t>
+                  </w:r>
+                  <w:r>
+                    <w:rPr>
+                      <w:rFonts w:ascii="Avenir Next" w:hAnsi="Avenir Next" w:cs="Avenir Next" w:eastAsia="Avenir Next"/>
+                      <w:color w:val="1A1A1A"/>
                       <w:sz w:val="19"/>
                       <w:szCs w:val="19"/>
                     </w:rPr>
-                    <w:t xml:space="preserve">C</w:t>
-                  </w:r>
-                  <w:r>
-                    <w:rPr>
-                      <w:rFonts w:ascii="Avenir Next" w:hAnsi="Avenir Next" w:cs="Avenir Next" w:eastAsia="Avenir Next"/>
-                      <w:color w:val="1A1A1A"/>
-                      <w:sz w:val="19"/>
-                      <w:szCs w:val="19"/>
-                    </w:rPr>
                     <w:tab/>
                   </w:r>
                   <w:r>
                     <w:rPr>
                       <w:rFonts w:ascii="Avenir Next" w:hAnsi="Avenir Next" w:cs="Avenir Next" w:eastAsia="Avenir Next"/>
                       <w:color w:val="1A1A1A"/>
-                      <w:sz w:val="19"/>
+                      <w:sz w:val="22"/>
                       <w:szCs w:val="19"/>
                     </w:rPr>
                     <w:t xml:space="preserve">a slanted side</w:t>
@@ -2795,25 +2796,25 @@
                       <w:rFonts w:ascii="Avenir Next" w:hAnsi="Avenir Next" w:cs="Avenir Next" w:eastAsia="Avenir Next"/>
                       <w:b/>
                       <w:color w:val="003A70"/>
+                      <w:sz w:val="22"/>
+                      <w:szCs w:val="19"/>
+                    </w:rPr>
+                    <w:t xml:space="preserve">D</w:t>
+                  </w:r>
+                  <w:r>
+                    <w:rPr>
+                      <w:rFonts w:ascii="Avenir Next" w:hAnsi="Avenir Next" w:cs="Avenir Next" w:eastAsia="Avenir Next"/>
+                      <w:color w:val="1A1A1A"/>
                       <w:sz w:val="19"/>
                       <w:szCs w:val="19"/>
                     </w:rPr>
-                    <w:t xml:space="preserve">D</w:t>
-                  </w:r>
-                  <w:r>
-                    <w:rPr>
-                      <w:rFonts w:ascii="Avenir Next" w:hAnsi="Avenir Next" w:cs="Avenir Next" w:eastAsia="Avenir Next"/>
-                      <w:color w:val="1A1A1A"/>
-                      <w:sz w:val="19"/>
-                      <w:szCs w:val="19"/>
-                    </w:rPr>
                     <w:tab/>
                   </w:r>
                   <w:r>
                     <w:rPr>
                       <w:rFonts w:ascii="Avenir Next" w:hAnsi="Avenir Next" w:cs="Avenir Next" w:eastAsia="Avenir Next"/>
                       <w:color w:val="1A1A1A"/>
-                      <w:sz w:val="19"/>
+                      <w:sz w:val="22"/>
                       <w:szCs w:val="19"/>
                     </w:rPr>
                     <w:t xml:space="preserve">the triangle’s height</w:t>
@@ -2863,7 +2864,7 @@
         <w:rPr>
           <w:rFonts w:ascii="Avenir Next" w:hAnsi="Avenir Next" w:cs="Avenir Next" w:eastAsia="Avenir Next"/>
           <w:color w:val="1A1A1A"/>
-          <w:sz w:val="17"/>
+          <w:sz w:val="22"/>
           <w:szCs w:val="17"/>
         </w:rPr>
         <w:t xml:space="preserve">  I got it</w:t>
@@ -2881,7 +2882,7 @@
         <w:rPr>
           <w:rFonts w:ascii="Avenir Next" w:hAnsi="Avenir Next" w:cs="Avenir Next" w:eastAsia="Avenir Next"/>
           <w:color w:val="1A1A1A"/>
-          <w:sz w:val="17"/>
+          <w:sz w:val="22"/>
           <w:szCs w:val="17"/>
         </w:rPr>
         <w:t xml:space="preserve">  Almost</w:t>
@@ -2899,7 +2900,7 @@
         <w:rPr>
           <w:rFonts w:ascii="Avenir Next" w:hAnsi="Avenir Next" w:cs="Avenir Next" w:eastAsia="Avenir Next"/>
           <w:color w:val="1A1A1A"/>
-          <w:sz w:val="17"/>
+          <w:sz w:val="22"/>
           <w:szCs w:val="17"/>
         </w:rPr>
         <w:t xml:space="preserve">  I need help</w:t>
@@ -2956,7 +2957,7 @@
         <w:rPr>
           <w:rFonts w:ascii="Avenir Next" w:hAnsi="Avenir Next" w:cs="Avenir Next" w:eastAsia="Avenir Next"/>
           <w:color w:val="1A1A1A"/>
-          <w:sz w:val="18"/>
+          <w:sz w:val="22"/>
           <w:szCs w:val="18"/>
         </w:rPr>
         <w:t xml:space="preserve">Name</w:t>
@@ -3041,7 +3042,7 @@
                 <w:rFonts w:ascii="Avenir Next" w:hAnsi="Avenir Next" w:cs="Avenir Next" w:eastAsia="Avenir Next"/>
                 <w:b/>
                 <w:color w:val="1A1A1A"/>
-                <w:sz w:val="20"/>
+                <w:sz w:val="22"/>
                 <w:szCs w:val="20"/>
               </w:rPr>
               <w:t xml:space="preserve">1.</w:t>
@@ -3059,7 +3060,7 @@
               <w:rPr>
                 <w:rFonts w:ascii="Avenir Next" w:hAnsi="Avenir Next" w:cs="Avenir Next" w:eastAsia="Avenir Next"/>
                 <w:color w:val="1A1A1A"/>
-                <w:sz w:val="20"/>
+                <w:sz w:val="22"/>
                 <w:szCs w:val="20"/>
               </w:rPr>
               <w:t xml:space="preserve">Find each area.</w:t>
@@ -3114,10 +3115,28 @@
                       <w:rFonts w:ascii="Avenir Next" w:hAnsi="Avenir Next" w:cs="Avenir Next" w:eastAsia="Avenir Next"/>
                       <w:b/>
                       <w:color w:val="003A70"/>
+                      <w:sz w:val="22"/>
+                      <w:szCs w:val="20"/>
+                    </w:rPr>
+                    <w:t xml:space="preserve">a.</w:t>
+                  </w:r>
+                  <w:r>
+                    <w:rPr>
+                      <w:rFonts w:ascii="Avenir Next" w:hAnsi="Avenir Next" w:cs="Avenir Next" w:eastAsia="Avenir Next"/>
+                      <w:color w:val="1A1A1A"/>
                       <w:sz w:val="20"/>
                       <w:szCs w:val="20"/>
                     </w:rPr>
-                    <w:t xml:space="preserve">a.</w:t>
+                    <w:tab/>
+                  </w:r>
+                  <w:r>
+                    <w:rPr>
+                      <w:rFonts w:ascii="Avenir Next" w:hAnsi="Avenir Next" w:cs="Avenir Next" w:eastAsia="Avenir Next"/>
+                      <w:color w:val="1A1A1A"/>
+                      <w:sz w:val="22"/>
+                      <w:szCs w:val="20"/>
+                    </w:rPr>
+                    <w:t xml:space="preserve">2 triangle ends, base 4 m, height 3 m</w:t>
                   </w:r>
                   <w:r>
                     <w:rPr>
@@ -3126,7 +3145,7 @@
                       <w:sz w:val="20"/>
                       <w:szCs w:val="20"/>
                     </w:rPr>
-                    <w:tab/>
+                    <w:t xml:space="preserve">  </w:t>
                   </w:r>
                   <w:r>
                     <w:rPr>
@@ -3134,24 +3153,6 @@
                       <w:color w:val="1A1A1A"/>
                       <w:sz w:val="20"/>
                       <w:szCs w:val="20"/>
-                    </w:rPr>
-                    <w:t xml:space="preserve">2 triangle ends, base 4 m, height 3 m</w:t>
-                  </w:r>
-                  <w:r>
-                    <w:rPr>
-                      <w:rFonts w:ascii="Avenir Next" w:hAnsi="Avenir Next" w:cs="Avenir Next" w:eastAsia="Avenir Next"/>
-                      <w:color w:val="1A1A1A"/>
-                      <w:sz w:val="20"/>
-                      <w:szCs w:val="20"/>
-                    </w:rPr>
-                    <w:t xml:space="preserve">  </w:t>
-                  </w:r>
-                  <w:r>
-                    <w:rPr>
-                      <w:rFonts w:ascii="Avenir Next" w:hAnsi="Avenir Next" w:cs="Avenir Next" w:eastAsia="Avenir Next"/>
-                      <w:color w:val="1A1A1A"/>
-                      <w:sz w:val="20"/>
-                      <w:szCs w:val="20"/>
                       <w:u w:val="single"/>
                     </w:rPr>
                     <w:t xml:space="preserve">              </w:t>
@@ -3160,7 +3161,7 @@
                     <w:rPr>
                       <w:rFonts w:ascii="Avenir Next" w:hAnsi="Avenir Next" w:cs="Avenir Next" w:eastAsia="Avenir Next"/>
                       <w:color w:val="1A1A1A"/>
-                      <w:sz w:val="20"/>
+                      <w:sz w:val="22"/>
                       <w:szCs w:val="20"/>
                     </w:rPr>
                     <w:t xml:space="preserve"> m²</w:t>
@@ -3185,10 +3186,28 @@
                       <w:rFonts w:ascii="Avenir Next" w:hAnsi="Avenir Next" w:cs="Avenir Next" w:eastAsia="Avenir Next"/>
                       <w:b/>
                       <w:color w:val="003A70"/>
+                      <w:sz w:val="22"/>
+                      <w:szCs w:val="20"/>
+                    </w:rPr>
+                    <w:t xml:space="preserve">b.</w:t>
+                  </w:r>
+                  <w:r>
+                    <w:rPr>
+                      <w:rFonts w:ascii="Avenir Next" w:hAnsi="Avenir Next" w:cs="Avenir Next" w:eastAsia="Avenir Next"/>
+                      <w:color w:val="1A1A1A"/>
                       <w:sz w:val="20"/>
                       <w:szCs w:val="20"/>
                     </w:rPr>
-                    <w:t xml:space="preserve">b.</w:t>
+                    <w:tab/>
+                  </w:r>
+                  <w:r>
+                    <w:rPr>
+                      <w:rFonts w:ascii="Avenir Next" w:hAnsi="Avenir Next" w:cs="Avenir Next" w:eastAsia="Avenir Next"/>
+                      <w:color w:val="1A1A1A"/>
+                      <w:sz w:val="22"/>
+                      <w:szCs w:val="20"/>
+                    </w:rPr>
+                    <w:t xml:space="preserve">3 rectangles: sides 3, 4, 5 m × length 2 m</w:t>
                   </w:r>
                   <w:r>
                     <w:rPr>
@@ -3197,7 +3216,7 @@
                       <w:sz w:val="20"/>
                       <w:szCs w:val="20"/>
                     </w:rPr>
-                    <w:tab/>
+                    <w:t xml:space="preserve">  </w:t>
                   </w:r>
                   <w:r>
                     <w:rPr>
@@ -3205,24 +3224,6 @@
                       <w:color w:val="1A1A1A"/>
                       <w:sz w:val="20"/>
                       <w:szCs w:val="20"/>
-                    </w:rPr>
-                    <w:t xml:space="preserve">3 rectangles: sides 3, 4, 5 m × length 2 m</w:t>
-                  </w:r>
-                  <w:r>
-                    <w:rPr>
-                      <w:rFonts w:ascii="Avenir Next" w:hAnsi="Avenir Next" w:cs="Avenir Next" w:eastAsia="Avenir Next"/>
-                      <w:color w:val="1A1A1A"/>
-                      <w:sz w:val="20"/>
-                      <w:szCs w:val="20"/>
-                    </w:rPr>
-                    <w:t xml:space="preserve">  </w:t>
-                  </w:r>
-                  <w:r>
-                    <w:rPr>
-                      <w:rFonts w:ascii="Avenir Next" w:hAnsi="Avenir Next" w:cs="Avenir Next" w:eastAsia="Avenir Next"/>
-                      <w:color w:val="1A1A1A"/>
-                      <w:sz w:val="20"/>
-                      <w:szCs w:val="20"/>
                       <w:u w:val="single"/>
                     </w:rPr>
                     <w:t xml:space="preserve">              </w:t>
@@ -3231,7 +3232,7 @@
                     <w:rPr>
                       <w:rFonts w:ascii="Avenir Next" w:hAnsi="Avenir Next" w:cs="Avenir Next" w:eastAsia="Avenir Next"/>
                       <w:color w:val="1A1A1A"/>
-                      <w:sz w:val="20"/>
+                      <w:sz w:val="22"/>
                       <w:szCs w:val="20"/>
                     </w:rPr>
                     <w:t xml:space="preserve"> m²</w:t>
@@ -3339,25 +3340,25 @@
                       <w:rFonts w:ascii="Avenir Next" w:hAnsi="Avenir Next" w:cs="Avenir Next" w:eastAsia="Avenir Next"/>
                       <w:b/>
                       <w:color w:val="1A1A1A"/>
+                      <w:sz w:val="22"/>
+                      <w:szCs w:val="20"/>
+                    </w:rPr>
+                    <w:t xml:space="preserve">2.</w:t>
+                  </w:r>
+                  <w:r>
+                    <w:rPr>
+                      <w:rFonts w:ascii="Avenir Next" w:hAnsi="Avenir Next" w:cs="Avenir Next" w:eastAsia="Avenir Next"/>
+                      <w:color w:val="1A1A1A"/>
                       <w:sz w:val="20"/>
                       <w:szCs w:val="20"/>
                     </w:rPr>
-                    <w:t xml:space="preserve">2.</w:t>
-                  </w:r>
-                  <w:r>
-                    <w:rPr>
-                      <w:rFonts w:ascii="Avenir Next" w:hAnsi="Avenir Next" w:cs="Avenir Next" w:eastAsia="Avenir Next"/>
-                      <w:color w:val="1A1A1A"/>
-                      <w:sz w:val="20"/>
-                      <w:szCs w:val="20"/>
-                    </w:rPr>
                     <w:tab/>
                   </w:r>
                   <w:r>
                     <w:rPr>
                       <w:rFonts w:ascii="Avenir Next" w:hAnsi="Avenir Next" w:cs="Avenir Next" w:eastAsia="Avenir Next"/>
                       <w:color w:val="1A1A1A"/>
-                      <w:sz w:val="20"/>
+                      <w:sz w:val="22"/>
                       <w:szCs w:val="20"/>
                     </w:rPr>
                     <w:t xml:space="preserve">Find the surface area of the triangular prism.</w:t>
@@ -3434,25 +3435,25 @@
                       <w:rFonts w:ascii="Avenir Next" w:hAnsi="Avenir Next" w:cs="Avenir Next" w:eastAsia="Avenir Next"/>
                       <w:b/>
                       <w:color w:val="1A1A1A"/>
+                      <w:sz w:val="22"/>
+                      <w:szCs w:val="18"/>
+                    </w:rPr>
+                    <w:t xml:space="preserve">Answer</w:t>
+                  </w:r>
+                  <w:r>
+                    <w:rPr>
+                      <w:rFonts w:ascii="Avenir Next" w:hAnsi="Avenir Next" w:cs="Avenir Next" w:eastAsia="Avenir Next"/>
+                      <w:color w:val="1A1A1A"/>
                       <w:sz w:val="18"/>
                       <w:szCs w:val="18"/>
                     </w:rPr>
-                    <w:t xml:space="preserve">Answer</w:t>
-                  </w:r>
-                  <w:r>
-                    <w:rPr>
-                      <w:rFonts w:ascii="Avenir Next" w:hAnsi="Avenir Next" w:cs="Avenir Next" w:eastAsia="Avenir Next"/>
-                      <w:color w:val="1A1A1A"/>
-                      <w:sz w:val="18"/>
-                      <w:szCs w:val="18"/>
-                    </w:rPr>
                     <w:tab/>
                   </w:r>
                   <w:r>
                     <w:rPr>
                       <w:rFonts w:ascii="Avenir Next" w:hAnsi="Avenir Next" w:cs="Avenir Next" w:eastAsia="Avenir Next"/>
                       <w:color w:val="1A1A1A"/>
-                      <w:sz w:val="18"/>
+                      <w:sz w:val="22"/>
                       <w:szCs w:val="18"/>
                     </w:rPr>
                     <w:t xml:space="preserve">  in²</w:t>
@@ -3473,7 +3474,7 @@
                     <w:drawing>
                       <wp:inline distT="0" distB="0" distL="0" distR="0">
                         <wp:extent cx="1188720" cy="737006"/>
-                        <wp:docPr id="4" name="Figure 4"/>
+                        <wp:docPr id="4" name="Figure 4" descr="Triangular prism. Triangle base 10 in, perpendicular triangle height 12 in, prism length 5 in. Slanted edge: 13 in."/>
                         <a:graphic xmlns:a="http://schemas.openxmlformats.org/drawingml/2006/main">
                           <a:graphicData uri="http://schemas.openxmlformats.org/drawingml/2006/picture">
                             <pic:pic xmlns:pic="http://schemas.openxmlformats.org/drawingml/2006/picture">
@@ -3571,7 +3572,7 @@
                 <w:rFonts w:ascii="Avenir Next" w:hAnsi="Avenir Next" w:cs="Avenir Next" w:eastAsia="Avenir Next"/>
                 <w:b/>
                 <w:color w:val="1A1A1A"/>
-                <w:sz w:val="20"/>
+                <w:sz w:val="22"/>
                 <w:szCs w:val="20"/>
               </w:rPr>
               <w:t xml:space="preserve">3.</w:t>
@@ -3589,10 +3590,10 @@
               <w:rPr>
                 <w:rFonts w:ascii="Avenir Next" w:hAnsi="Avenir Next" w:cs="Avenir Next" w:eastAsia="Avenir Next"/>
                 <w:color w:val="1A1A1A"/>
-                <w:sz w:val="20"/>
+                <w:sz w:val="22"/>
                 <w:szCs w:val="20"/>
               </w:rPr>
-              <w:t xml:space="preserve">Which measure is NOT a side of any rectangle in a triangular prism’s net?</w:t>
+              <w:t xml:space="preserve">A prism has isosceles triangle ends: base 8 cm, height 3 cm, slanted sides 5 cm; prism length 6 cm. Which measure is not a rectangle-edge label in its net?</w:t>
             </w:r>
           </w:p>
           <w:tbl>
@@ -3643,25 +3644,25 @@
                       <w:rFonts w:ascii="Avenir Next" w:hAnsi="Avenir Next" w:cs="Avenir Next" w:eastAsia="Avenir Next"/>
                       <w:b/>
                       <w:color w:val="003A70"/>
+                      <w:sz w:val="22"/>
+                      <w:szCs w:val="19"/>
+                    </w:rPr>
+                    <w:t xml:space="preserve">A</w:t>
+                  </w:r>
+                  <w:r>
+                    <w:rPr>
+                      <w:rFonts w:ascii="Avenir Next" w:hAnsi="Avenir Next" w:cs="Avenir Next" w:eastAsia="Avenir Next"/>
+                      <w:color w:val="1A1A1A"/>
                       <w:sz w:val="19"/>
                       <w:szCs w:val="19"/>
                     </w:rPr>
-                    <w:t xml:space="preserve">A</w:t>
-                  </w:r>
-                  <w:r>
-                    <w:rPr>
-                      <w:rFonts w:ascii="Avenir Next" w:hAnsi="Avenir Next" w:cs="Avenir Next" w:eastAsia="Avenir Next"/>
-                      <w:color w:val="1A1A1A"/>
-                      <w:sz w:val="19"/>
-                      <w:szCs w:val="19"/>
-                    </w:rPr>
                     <w:tab/>
                   </w:r>
                   <w:r>
                     <w:rPr>
                       <w:rFonts w:ascii="Avenir Next" w:hAnsi="Avenir Next" w:cs="Avenir Next" w:eastAsia="Avenir Next"/>
                       <w:color w:val="1A1A1A"/>
-                      <w:sz w:val="19"/>
+                      <w:sz w:val="22"/>
                       <w:szCs w:val="19"/>
                     </w:rPr>
                     <w:t xml:space="preserve">the prism’s length</w:t>
@@ -3686,25 +3687,25 @@
                       <w:rFonts w:ascii="Avenir Next" w:hAnsi="Avenir Next" w:cs="Avenir Next" w:eastAsia="Avenir Next"/>
                       <w:b/>
                       <w:color w:val="003A70"/>
+                      <w:sz w:val="22"/>
+                      <w:szCs w:val="19"/>
+                    </w:rPr>
+                    <w:t xml:space="preserve">B</w:t>
+                  </w:r>
+                  <w:r>
+                    <w:rPr>
+                      <w:rFonts w:ascii="Avenir Next" w:hAnsi="Avenir Next" w:cs="Avenir Next" w:eastAsia="Avenir Next"/>
+                      <w:color w:val="1A1A1A"/>
                       <w:sz w:val="19"/>
                       <w:szCs w:val="19"/>
                     </w:rPr>
-                    <w:t xml:space="preserve">B</w:t>
-                  </w:r>
-                  <w:r>
-                    <w:rPr>
-                      <w:rFonts w:ascii="Avenir Next" w:hAnsi="Avenir Next" w:cs="Avenir Next" w:eastAsia="Avenir Next"/>
-                      <w:color w:val="1A1A1A"/>
-                      <w:sz w:val="19"/>
-                      <w:szCs w:val="19"/>
-                    </w:rPr>
                     <w:tab/>
                   </w:r>
                   <w:r>
                     <w:rPr>
                       <w:rFonts w:ascii="Avenir Next" w:hAnsi="Avenir Next" w:cs="Avenir Next" w:eastAsia="Avenir Next"/>
                       <w:color w:val="1A1A1A"/>
-                      <w:sz w:val="19"/>
+                      <w:sz w:val="22"/>
                       <w:szCs w:val="19"/>
                     </w:rPr>
                     <w:t xml:space="preserve">the triangle’s base</w:t>
@@ -3734,25 +3735,25 @@
                       <w:rFonts w:ascii="Avenir Next" w:hAnsi="Avenir Next" w:cs="Avenir Next" w:eastAsia="Avenir Next"/>
                       <w:b/>
                       <w:color w:val="003A70"/>
+                      <w:sz w:val="22"/>
+                      <w:szCs w:val="19"/>
+                    </w:rPr>
+                    <w:t xml:space="preserve">C</w:t>
+                  </w:r>
+                  <w:r>
+                    <w:rPr>
+                      <w:rFonts w:ascii="Avenir Next" w:hAnsi="Avenir Next" w:cs="Avenir Next" w:eastAsia="Avenir Next"/>
+                      <w:color w:val="1A1A1A"/>
                       <w:sz w:val="19"/>
                       <w:szCs w:val="19"/>
                     </w:rPr>
-                    <w:t xml:space="preserve">C</w:t>
-                  </w:r>
-                  <w:r>
-                    <w:rPr>
-                      <w:rFonts w:ascii="Avenir Next" w:hAnsi="Avenir Next" w:cs="Avenir Next" w:eastAsia="Avenir Next"/>
-                      <w:color w:val="1A1A1A"/>
-                      <w:sz w:val="19"/>
-                      <w:szCs w:val="19"/>
-                    </w:rPr>
                     <w:tab/>
                   </w:r>
                   <w:r>
                     <w:rPr>
                       <w:rFonts w:ascii="Avenir Next" w:hAnsi="Avenir Next" w:cs="Avenir Next" w:eastAsia="Avenir Next"/>
                       <w:color w:val="1A1A1A"/>
-                      <w:sz w:val="19"/>
+                      <w:sz w:val="22"/>
                       <w:szCs w:val="19"/>
                     </w:rPr>
                     <w:t xml:space="preserve">a slanted side</w:t>
@@ -3777,25 +3778,25 @@
                       <w:rFonts w:ascii="Avenir Next" w:hAnsi="Avenir Next" w:cs="Avenir Next" w:eastAsia="Avenir Next"/>
                       <w:b/>
                       <w:color w:val="003A70"/>
+                      <w:sz w:val="22"/>
+                      <w:szCs w:val="19"/>
+                    </w:rPr>
+                    <w:t xml:space="preserve">D</w:t>
+                  </w:r>
+                  <w:r>
+                    <w:rPr>
+                      <w:rFonts w:ascii="Avenir Next" w:hAnsi="Avenir Next" w:cs="Avenir Next" w:eastAsia="Avenir Next"/>
+                      <w:color w:val="1A1A1A"/>
                       <w:sz w:val="19"/>
                       <w:szCs w:val="19"/>
                     </w:rPr>
-                    <w:t xml:space="preserve">D</w:t>
-                  </w:r>
-                  <w:r>
-                    <w:rPr>
-                      <w:rFonts w:ascii="Avenir Next" w:hAnsi="Avenir Next" w:cs="Avenir Next" w:eastAsia="Avenir Next"/>
-                      <w:color w:val="1A1A1A"/>
-                      <w:sz w:val="19"/>
-                      <w:szCs w:val="19"/>
-                    </w:rPr>
                     <w:tab/>
                   </w:r>
                   <w:r>
                     <w:rPr>
                       <w:rFonts w:ascii="Avenir Next" w:hAnsi="Avenir Next" w:cs="Avenir Next" w:eastAsia="Avenir Next"/>
                       <w:color w:val="1A1A1A"/>
-                      <w:sz w:val="19"/>
+                      <w:sz w:val="22"/>
                       <w:szCs w:val="19"/>
                     </w:rPr>
                     <w:t xml:space="preserve">the triangle’s height</w:t>
@@ -3845,7 +3846,7 @@
         <w:rPr>
           <w:rFonts w:ascii="Avenir Next" w:hAnsi="Avenir Next" w:cs="Avenir Next" w:eastAsia="Avenir Next"/>
           <w:color w:val="1A1A1A"/>
-          <w:sz w:val="17"/>
+          <w:sz w:val="22"/>
           <w:szCs w:val="17"/>
         </w:rPr>
         <w:t xml:space="preserve">  I got it</w:t>
@@ -3863,7 +3864,7 @@
         <w:rPr>
           <w:rFonts w:ascii="Avenir Next" w:hAnsi="Avenir Next" w:cs="Avenir Next" w:eastAsia="Avenir Next"/>
           <w:color w:val="1A1A1A"/>
-          <w:sz w:val="17"/>
+          <w:sz w:val="22"/>
           <w:szCs w:val="17"/>
         </w:rPr>
         <w:t xml:space="preserve">  Almost</w:t>
@@ -3881,7 +3882,7 @@
         <w:rPr>
           <w:rFonts w:ascii="Avenir Next" w:hAnsi="Avenir Next" w:cs="Avenir Next" w:eastAsia="Avenir Next"/>
           <w:color w:val="1A1A1A"/>
-          <w:sz w:val="17"/>
+          <w:sz w:val="22"/>
           <w:szCs w:val="17"/>
         </w:rPr>
         <w:t xml:space="preserve">  I need help</w:t>
@@ -3975,7 +3976,106 @@
               <w:sz w:val="15"/>
               <w:szCs w:val="15"/>
             </w:rPr>
-            <w:t xml:space="preserve">Lesson 5-7  ·  Exit Tickets  ·  two per page</w:t>
+            <w:t xml:space="preserve">5-7 · Page </w:t>
+          </w:r>
+          <w:r>
+            <w:rPr>
+              <w:rFonts w:ascii="Avenir Next" w:hAnsi="Avenir Next" w:cs="Avenir Next" w:eastAsia="Avenir Next"/>
+              <w:color w:val="5A5F66"/>
+              <w:sz w:val="15"/>
+              <w:szCs w:val="15"/>
+            </w:rPr>
+            <w:fldChar w:fldCharType="begin"/>
+          </w:r>
+          <w:r>
+            <w:rPr>
+              <w:rFonts w:ascii="Avenir Next" w:hAnsi="Avenir Next" w:cs="Avenir Next" w:eastAsia="Avenir Next"/>
+              <w:color w:val="5A5F66"/>
+              <w:sz w:val="15"/>
+              <w:szCs w:val="15"/>
+            </w:rPr>
+            <w:instrText xml:space="preserve"> PAGE </w:instrText>
+          </w:r>
+          <w:r>
+            <w:rPr>
+              <w:rFonts w:ascii="Avenir Next" w:hAnsi="Avenir Next" w:cs="Avenir Next" w:eastAsia="Avenir Next"/>
+              <w:color w:val="5A5F66"/>
+              <w:sz w:val="15"/>
+              <w:szCs w:val="15"/>
+            </w:rPr>
+            <w:fldChar w:fldCharType="separate"/>
+          </w:r>
+          <w:r>
+            <w:rPr>
+              <w:rFonts w:ascii="Avenir Next" w:hAnsi="Avenir Next" w:cs="Avenir Next" w:eastAsia="Avenir Next"/>
+              <w:color w:val="5A5F66"/>
+              <w:sz w:val="15"/>
+              <w:szCs w:val="15"/>
+            </w:rPr>
+            <w:t xml:space="preserve">1</w:t>
+          </w:r>
+          <w:r>
+            <w:rPr>
+              <w:rFonts w:ascii="Avenir Next" w:hAnsi="Avenir Next" w:cs="Avenir Next" w:eastAsia="Avenir Next"/>
+              <w:color w:val="5A5F66"/>
+              <w:sz w:val="15"/>
+              <w:szCs w:val="15"/>
+            </w:rPr>
+            <w:fldChar w:fldCharType="end"/>
+          </w:r>
+          <w:r>
+            <w:rPr>
+              <w:rFonts w:ascii="Avenir Next" w:hAnsi="Avenir Next" w:cs="Avenir Next" w:eastAsia="Avenir Next"/>
+              <w:color w:val="5A5F66"/>
+              <w:sz w:val="15"/>
+              <w:szCs w:val="15"/>
+            </w:rPr>
+            <w:t xml:space="preserve"> of </w:t>
+          </w:r>
+          <w:r>
+            <w:rPr>
+              <w:rFonts w:ascii="Avenir Next" w:hAnsi="Avenir Next" w:cs="Avenir Next" w:eastAsia="Avenir Next"/>
+              <w:color w:val="5A5F66"/>
+              <w:sz w:val="15"/>
+              <w:szCs w:val="15"/>
+            </w:rPr>
+            <w:fldChar w:fldCharType="begin"/>
+          </w:r>
+          <w:r>
+            <w:rPr>
+              <w:rFonts w:ascii="Avenir Next" w:hAnsi="Avenir Next" w:cs="Avenir Next" w:eastAsia="Avenir Next"/>
+              <w:color w:val="5A5F66"/>
+              <w:sz w:val="15"/>
+              <w:szCs w:val="15"/>
+            </w:rPr>
+            <w:instrText xml:space="preserve"> NUMPAGES </w:instrText>
+          </w:r>
+          <w:r>
+            <w:rPr>
+              <w:rFonts w:ascii="Avenir Next" w:hAnsi="Avenir Next" w:cs="Avenir Next" w:eastAsia="Avenir Next"/>
+              <w:color w:val="5A5F66"/>
+              <w:sz w:val="15"/>
+              <w:szCs w:val="15"/>
+            </w:rPr>
+            <w:fldChar w:fldCharType="separate"/>
+          </w:r>
+          <w:r>
+            <w:rPr>
+              <w:rFonts w:ascii="Avenir Next" w:hAnsi="Avenir Next" w:cs="Avenir Next" w:eastAsia="Avenir Next"/>
+              <w:color w:val="5A5F66"/>
+              <w:sz w:val="15"/>
+              <w:szCs w:val="15"/>
+            </w:rPr>
+            <w:t xml:space="preserve">1</w:t>
+          </w:r>
+          <w:r>
+            <w:rPr>
+              <w:rFonts w:ascii="Avenir Next" w:hAnsi="Avenir Next" w:cs="Avenir Next" w:eastAsia="Avenir Next"/>
+              <w:color w:val="5A5F66"/>
+              <w:sz w:val="15"/>
+              <w:szCs w:val="15"/>
+            </w:rPr>
+            <w:fldChar w:fldCharType="end"/>
           </w:r>
         </w:p>
       </w:tc>
@@ -4018,5 +4118,23 @@
       </w:tblCellMar>
     </w:tblPr>
   </w:style>
+  <w:style w:type="paragraph" w:styleId="Heading1">
+    <w:name w:val="heading 1"/>
+    <w:basedOn w:val="Normal"/>
+    <w:pPr>
+      <w:outlineLvl w:val="0"/>
+      <w:keepNext w:val="0"/>
+      <w:keepLines w:val="0"/>
+    </w:pPr>
+  </w:style>
+  <w:style w:type="paragraph" w:styleId="Heading2">
+    <w:name w:val="heading 2"/>
+    <w:basedOn w:val="Normal"/>
+    <w:pPr>
+      <w:outlineLvl w:val="1"/>
+      <w:keepNext w:val="0"/>
+      <w:keepLines w:val="0"/>
+    </w:pPr>
+  </w:style>
 </w:styles>
 </file>